--- a/equip_rca/word/Equip cohort LTR RCA - queries.docx
+++ b/equip_rca/word/Equip cohort LTR RCA - queries.docx
@@ -2202,7 +2202,7 @@
           <w:i w:val="false"/>
           <w:iCs w:val="false"/>
         </w:rPr>
-        <w:t xml:space="preserve">§3 Source-table check — returns, and OrderLinesMaster vs LineItemMaster</w:t>
+        <w:t xml:space="preserve">§3 Baseline check — returns, and OrderLinesMaster vs LineItemMaster</w:t>
       </w:r>
     </w:p>
     <w:p>
@@ -2441,49 +2441,203 @@
           <w:sz w:val="16"/>
           <w:szCs w:val="16"/>
         </w:rPr>
-        <w:t xml:space="preserve">-- CAVEAT: the LineItemMaster leg below is written from its published</w:t>
-      </w:r>
-    </w:p>
-    <w:p>
-      <w:pPr>
-        <w:shd w:fill="F4F4F5" w:val="clear"/>
-        <w:spacing w:after="0" w:before="0" w:line="240"/>
-      </w:pPr>
-      <w:r>
-        <w:rPr>
-          <w:rFonts w:ascii="Consolas" w:cs="Consolas" w:eastAsia="Consolas" w:hAnsi="Consolas"/>
-          <w:sz w:val="16"/>
-          <w:szCs w:val="16"/>
-        </w:rPr>
-        <w:t xml:space="preserve">-- column names and was NOT re-run in the session that produced this</w:t>
-      </w:r>
-    </w:p>
-    <w:p>
-      <w:pPr>
-        <w:shd w:fill="F4F4F5" w:val="clear"/>
-        <w:spacing w:after="0" w:before="0" w:line="240"/>
-      </w:pPr>
-      <w:r>
-        <w:rPr>
-          <w:rFonts w:ascii="Consolas" w:cs="Consolas" w:eastAsia="Consolas" w:hAnsi="Consolas"/>
-          <w:sz w:val="16"/>
-          <w:szCs w:val="16"/>
-        </w:rPr>
-        <w:t xml:space="preserve">-- document. The 3.73% figure quoted in the doc comes from earlier runs.</w:t>
-      </w:r>
-    </w:p>
-    <w:p>
-      <w:pPr>
-        <w:shd w:fill="F4F4F5" w:val="clear"/>
-        <w:spacing w:after="0" w:before="0" w:line="240"/>
-      </w:pPr>
-      <w:r>
-        <w:rPr>
-          <w:rFonts w:ascii="Consolas" w:cs="Consolas" w:eastAsia="Consolas" w:hAnsi="Consolas"/>
-          <w:sz w:val="16"/>
-          <w:szCs w:val="16"/>
-        </w:rPr>
-        <w:t xml:space="preserve">-- Treat this leg as unverified until executed.</w:t>
+        <w:t xml:space="preserve">-- CAVEAT: the LineItemMaster leg below reproduces what our LineItemMaster</w:t>
+      </w:r>
+    </w:p>
+    <w:p>
+      <w:pPr>
+        <w:shd w:fill="F4F4F5" w:val="clear"/>
+        <w:spacing w:after="0" w:before="0" w:line="240"/>
+      </w:pPr>
+      <w:r>
+        <w:rPr>
+          <w:rFonts w:ascii="Consolas" w:cs="Consolas" w:eastAsia="Consolas" w:hAnsi="Consolas"/>
+          <w:sz w:val="16"/>
+          <w:szCs w:val="16"/>
+        </w:rPr>
+        <w:t xml:space="preserve">-- runs actually DID, so it is the starting point for the gap, not an</w:t>
+      </w:r>
+    </w:p>
+    <w:p>
+      <w:pPr>
+        <w:shd w:fill="F4F4F5" w:val="clear"/>
+        <w:spacing w:after="0" w:before="0" w:line="240"/>
+      </w:pPr>
+      <w:r>
+        <w:rPr>
+          <w:rFonts w:ascii="Consolas" w:cs="Consolas" w:eastAsia="Consolas" w:hAnsi="Consolas"/>
+          <w:sz w:val="16"/>
+          <w:szCs w:val="16"/>
+        </w:rPr>
+        <w:t xml:space="preserve">-- explanation of it. Note it uses a different revenue term</w:t>
+      </w:r>
+    </w:p>
+    <w:p>
+      <w:pPr>
+        <w:shd w:fill="F4F4F5" w:val="clear"/>
+        <w:spacing w:after="0" w:before="0" w:line="240"/>
+      </w:pPr>
+      <w:r>
+        <w:rPr>
+          <w:rFonts w:ascii="Consolas" w:cs="Consolas" w:eastAsia="Consolas" w:hAnsi="Consolas"/>
+          <w:sz w:val="16"/>
+          <w:szCs w:val="16"/>
+        </w:rPr>
+        <w:t xml:space="preserve">-- (item_gross_sales - item_discounts), takes returns from the</w:t>
+      </w:r>
+    </w:p>
+    <w:p>
+      <w:pPr>
+        <w:shd w:fill="F4F4F5" w:val="clear"/>
+        <w:spacing w:after="0" w:before="0" w:line="240"/>
+      </w:pPr>
+      <w:r>
+        <w:rPr>
+          <w:rFonts w:ascii="Consolas" w:cs="Consolas" w:eastAsia="Consolas" w:hAnsi="Consolas"/>
+          <w:sz w:val="16"/>
+          <w:szCs w:val="16"/>
+        </w:rPr>
+        <w:t xml:space="preserve">-- item_returns column rather than ReturnLinesMaster, and applies no</w:t>
+      </w:r>
+    </w:p>
+    <w:p>
+      <w:pPr>
+        <w:shd w:fill="F4F4F5" w:val="clear"/>
+        <w:spacing w:after="0" w:before="0" w:line="240"/>
+      </w:pPr>
+      <w:r>
+        <w:rPr>
+          <w:rFonts w:ascii="Consolas" w:cs="Consolas" w:eastAsia="Consolas" w:hAnsi="Consolas"/>
+          <w:sz w:val="16"/>
+          <w:szCs w:val="16"/>
+        </w:rPr>
+        <w:t xml:space="preserve">-- is_test / is_gift_card filter -- three differences at once, which is</w:t>
+      </w:r>
+    </w:p>
+    <w:p>
+      <w:pPr>
+        <w:shd w:fill="F4F4F5" w:val="clear"/>
+        <w:spacing w:after="0" w:before="0" w:line="240"/>
+      </w:pPr>
+      <w:r>
+        <w:rPr>
+          <w:rFonts w:ascii="Consolas" w:cs="Consolas" w:eastAsia="Consolas" w:hAnsi="Consolas"/>
+          <w:sz w:val="16"/>
+          <w:szCs w:val="16"/>
+        </w:rPr>
+        <w:t xml:space="preserve">-- why the 1.2-3.7% gap was never attributable to the table choice.</w:t>
+      </w:r>
+    </w:p>
+    <w:p>
+      <w:pPr>
+        <w:shd w:fill="F4F4F5" w:val="clear"/>
+        <w:spacing w:after="0" w:before="0" w:line="240"/>
+      </w:pPr>
+      <w:r>
+        <w:rPr>
+          <w:rFonts w:ascii="Consolas" w:cs="Consolas" w:eastAsia="Consolas" w:hAnsi="Consolas"/>
+          <w:sz w:val="16"/>
+          <w:szCs w:val="16"/>
+        </w:rPr>
+        <w:t xml:space="preserve">--</w:t>
+      </w:r>
+    </w:p>
+    <w:p>
+      <w:pPr>
+        <w:shd w:fill="F4F4F5" w:val="clear"/>
+        <w:spacing w:after="0" w:before="0" w:line="240"/>
+      </w:pPr>
+      <w:r>
+        <w:rPr>
+          <w:rFonts w:ascii="Consolas" w:cs="Consolas" w:eastAsia="Consolas" w:hAnsi="Consolas"/>
+          <w:sz w:val="16"/>
+          <w:szCs w:val="16"/>
+        </w:rPr>
+        <w:t xml:space="preserve">-- To actually isolate it, run this four times, changing ONE thing per</w:t>
+      </w:r>
+    </w:p>
+    <w:p>
+      <w:pPr>
+        <w:shd w:fill="F4F4F5" w:val="clear"/>
+        <w:spacing w:after="0" w:before="0" w:line="240"/>
+      </w:pPr>
+      <w:r>
+        <w:rPr>
+          <w:rFonts w:ascii="Consolas" w:cs="Consolas" w:eastAsia="Consolas" w:hAnsi="Consolas"/>
+          <w:sz w:val="16"/>
+          <w:szCs w:val="16"/>
+        </w:rPr>
+        <w:t xml:space="preserve">-- run: (1) as written, (2) + is_test/is_gift_card filters, (3) + returns</w:t>
+      </w:r>
+    </w:p>
+    <w:p>
+      <w:pPr>
+        <w:shd w:fill="F4F4F5" w:val="clear"/>
+        <w:spacing w:after="0" w:before="0" w:line="240"/>
+      </w:pPr>
+      <w:r>
+        <w:rPr>
+          <w:rFonts w:ascii="Consolas" w:cs="Consolas" w:eastAsia="Consolas" w:hAnsi="Consolas"/>
+          <w:sz w:val="16"/>
+          <w:szCs w:val="16"/>
+        </w:rPr>
+        <w:t xml:space="preserve">-- from ReturnLinesMaster instead of item_returns, (4) + item_subtotal_price</w:t>
+      </w:r>
+    </w:p>
+    <w:p>
+      <w:pPr>
+        <w:shd w:fill="F4F4F5" w:val="clear"/>
+        <w:spacing w:after="0" w:before="0" w:line="240"/>
+      </w:pPr>
+      <w:r>
+        <w:rPr>
+          <w:rFonts w:ascii="Consolas" w:cs="Consolas" w:eastAsia="Consolas" w:hAnsi="Consolas"/>
+          <w:sz w:val="16"/>
+          <w:szCs w:val="16"/>
+        </w:rPr>
+        <w:t xml:space="preserve">-- in place of item_gross_sales. Whichever step moves the number is the</w:t>
+      </w:r>
+    </w:p>
+    <w:p>
+      <w:pPr>
+        <w:shd w:fill="F4F4F5" w:val="clear"/>
+        <w:spacing w:after="0" w:before="0" w:line="240"/>
+      </w:pPr>
+      <w:r>
+        <w:rPr>
+          <w:rFonts w:ascii="Consolas" w:cs="Consolas" w:eastAsia="Consolas" w:hAnsi="Consolas"/>
+          <w:sz w:val="16"/>
+          <w:szCs w:val="16"/>
+        </w:rPr>
+        <w:t xml:space="preserve">-- cause. See doc section 3.</w:t>
+      </w:r>
+    </w:p>
+    <w:p>
+      <w:pPr>
+        <w:shd w:fill="F4F4F5" w:val="clear"/>
+        <w:spacing w:after="0" w:before="0" w:line="240"/>
+      </w:pPr>
+      <w:r>
+        <w:rPr>
+          <w:rFonts w:ascii="Consolas" w:cs="Consolas" w:eastAsia="Consolas" w:hAnsi="Consolas"/>
+          <w:sz w:val="16"/>
+          <w:szCs w:val="16"/>
+        </w:rPr>
+        <w:t xml:space="preserve">--</w:t>
+      </w:r>
+    </w:p>
+    <w:p>
+      <w:pPr>
+        <w:shd w:fill="F4F4F5" w:val="clear"/>
+        <w:spacing w:after="0" w:before="0" w:line="240"/>
+      </w:pPr>
+      <w:r>
+        <w:rPr>
+          <w:rFonts w:ascii="Consolas" w:cs="Consolas" w:eastAsia="Consolas" w:hAnsi="Consolas"/>
+          <w:sz w:val="16"/>
+          <w:szCs w:val="16"/>
+        </w:rPr>
+        <w:t xml:space="preserve">-- Was NOT re-run in the session that produced this document.</w:t>
       </w:r>
     </w:p>
     <w:p>
